--- a/docs/word/high_level_requirements.docx
+++ b/docs/word/high_level_requirements.docx
@@ -125,7 +125,19 @@
         </w:numPr>
       </w:pPr>
       <w:r>
-        <w:t xml:space="preserve">Allow system administrators to manage user accounts.</w:t>
+        <w:t xml:space="preserve">Allow a Super Admin to onboard new employees and assign their role (Cashier, Store Manager, or Super Admin).</w:t>
+      </w:r>
+    </w:p>
+    <w:p>
+      <w:pPr>
+        <w:pStyle w:val="Compact"/>
+        <w:numPr>
+          <w:ilvl w:val="0"/>
+          <w:numId w:val="1001"/>
+        </w:numPr>
+      </w:pPr>
+      <w:r>
+        <w:t xml:space="preserve">Allow the Super Admin to access and perform any function available to any other role.</w:t>
       </w:r>
     </w:p>
     <w:bookmarkEnd w:id="9"/>
@@ -183,7 +195,17 @@
         </w:numPr>
       </w:pPr>
       <w:r>
-        <w:t xml:space="preserve">System Administrator</w:t>
+        <w:rPr>
+          <w:b/>
+          <w:bCs/>
+        </w:rPr>
+        <w:t xml:space="preserve">Super Admin</w:t>
+      </w:r>
+      <w:r>
+        <w:t xml:space="preserve"> </w:t>
+      </w:r>
+      <w:r>
+        <w:t xml:space="preserve">— a single, privileged role with access to every function in the system; the only actor authorized to onboard employees and assign roles.</w:t>
       </w:r>
     </w:p>
     <w:bookmarkEnd w:id="10"/>
@@ -289,7 +311,7 @@
         </w:numPr>
       </w:pPr>
       <w:r>
-        <w:t xml:space="preserve">Manage Users</w:t>
+        <w:t xml:space="preserve">Onboard Employee &amp; Assign Role (Super Admin)</w:t>
       </w:r>
     </w:p>
     <w:bookmarkEnd w:id="11"/>
